--- a/assets/downloads/simulation-3/postsimulation-activity-4-reflective-practice.docx
+++ b/assets/downloads/simulation-3/postsimulation-activity-4-reflective-practice.docx
@@ -40,8 +40,9 @@
           <w:sz w:val="40"/>
           <w:szCs w:val="40"/>
         </w:rPr>
-        <w:t>P</w:t>
-      </w:r>
+        <w:t/>
+      </w:r>
+      <w:proofErr w:type="spellStart"/>
       <w:r>
         <w:rPr>
           <w:rFonts w:ascii="Aptos" w:hAnsi="Aptos" w:cs="Aptos" w:eastAsia="Aptos"/>
@@ -50,7 +51,7 @@
           <w:sz w:val="40"/>
           <w:szCs w:val="40"/>
         </w:rPr>
-        <w:t xml:space="preserve">ostsimulation Activity </w:t>
+        <w:t>P</w:t>
       </w:r>
       <w:r>
         <w:rPr>
@@ -60,8 +61,9 @@
           <w:sz w:val="40"/>
           <w:szCs w:val="40"/>
         </w:rPr>
-        <w:t>4</w:t>
-      </w:r>
+        <w:t>ostsimulation</w:t>
+      </w:r>
+      <w:proofErr w:type="spellEnd"/>
       <w:r>
         <w:rPr>
           <w:rFonts w:ascii="Aptos" w:hAnsi="Aptos" w:cs="Aptos" w:eastAsia="Aptos"/>
@@ -70,7 +72,7 @@
           <w:sz w:val="40"/>
           <w:szCs w:val="40"/>
         </w:rPr>
-        <w:t xml:space="preserve">: </w:t>
+        <w:t xml:space="preserve"> Activity </w:t>
       </w:r>
       <w:r>
         <w:rPr>
@@ -80,6 +82,26 @@
           <w:sz w:val="40"/>
           <w:szCs w:val="40"/>
         </w:rPr>
+        <w:t>4</w:t>
+      </w:r>
+      <w:r>
+        <w:rPr>
+          <w:rFonts w:ascii="Aptos" w:hAnsi="Aptos" w:cs="Aptos" w:eastAsia="Aptos"/>
+          <w:bCs/>
+          <w:color w:val="000000"/>
+          <w:sz w:val="40"/>
+          <w:szCs w:val="40"/>
+        </w:rPr>
+        <w:t xml:space="preserve">: </w:t>
+      </w:r>
+      <w:r>
+        <w:rPr>
+          <w:rFonts w:ascii="Aptos" w:hAnsi="Aptos" w:cs="Aptos" w:eastAsia="Aptos"/>
+          <w:bCs/>
+          <w:color w:val="000000"/>
+          <w:sz w:val="40"/>
+          <w:szCs w:val="40"/>
+        </w:rPr>
         <w:t>Reflective Practice</w:t>
       </w:r>
     </w:p>
@@ -104,7 +126,23 @@
           <w:rFonts w:ascii="Aptos" w:eastAsia="Aptos" w:hAnsi="Aptos" w:cs="Aptos"/>
           <w:color w:val="000000"/>
         </w:rPr>
-        <w:t xml:space="preserve">Koshy K, Limb C, Gundogan B, Whitehurst K, Jafree DJ. Reflective </w:t>
+        <w:t xml:space="preserve">Koshy K, Limb C, Gundogan B, Whitehurst K, </w:t>
+      </w:r>
+      <w:proofErr w:type="spellStart"/>
+      <w:r>
+        <w:rPr>
+          <w:rFonts w:ascii="Aptos" w:eastAsia="Aptos" w:hAnsi="Aptos" w:cs="Aptos"/>
+          <w:color w:val="000000"/>
+        </w:rPr>
+        <w:t>Jafree</w:t>
+      </w:r>
+      <w:proofErr w:type="spellEnd"/>
+      <w:r>
+        <w:rPr>
+          <w:rFonts w:ascii="Aptos" w:eastAsia="Aptos" w:hAnsi="Aptos" w:cs="Aptos"/>
+          <w:color w:val="000000"/>
+        </w:rPr>
+        <w:t xml:space="preserve"> DJ. Reflective </w:t>
       </w:r>
       <w:r>
         <w:rPr>
@@ -828,7 +866,39 @@
           <w:rFonts w:ascii="Aptos" w:hAnsi="Aptos" w:cs="Aptos" w:eastAsia="Aptos"/>
           <w:color w:val="000000"/>
         </w:rPr>
-        <w:t xml:space="preserve">Why does EMS stop CPR to check a pulse and breathing? </w:t>
+        <w:t xml:space="preserve">Why does EMS stop CPR </w:t>
+      </w:r>
+      <w:proofErr w:type="gramStart"/>
+      <w:r>
+        <w:rPr>
+          <w:rFonts w:ascii="Aptos" w:hAnsi="Aptos" w:cs="Aptos" w:eastAsia="Aptos"/>
+          <w:color w:val="000000"/>
+        </w:rPr>
+        <w:t>to check</w:t>
+      </w:r>
+      <w:proofErr w:type="gramEnd"/>
+      <w:r>
+        <w:rPr>
+          <w:rFonts w:ascii="Aptos" w:hAnsi="Aptos" w:cs="Aptos" w:eastAsia="Aptos"/>
+          <w:color w:val="000000"/>
+        </w:rPr>
+        <w:t xml:space="preserve"> </w:t>
+      </w:r>
+      <w:proofErr w:type="gramStart"/>
+      <w:r>
+        <w:rPr>
+          <w:rFonts w:ascii="Aptos" w:hAnsi="Aptos" w:cs="Aptos" w:eastAsia="Aptos"/>
+          <w:color w:val="000000"/>
+        </w:rPr>
+        <w:t>a pulse</w:t>
+      </w:r>
+      <w:proofErr w:type="gramEnd"/>
+      <w:r>
+        <w:rPr>
+          <w:rFonts w:ascii="Aptos" w:hAnsi="Aptos" w:cs="Aptos" w:eastAsia="Aptos"/>
+          <w:color w:val="000000"/>
+        </w:rPr>
+        <w:t xml:space="preserve"> and breathing? </w:t>
       </w:r>
       <w:r>
         <w:rPr>
@@ -891,7 +961,23 @@
           <w:rFonts w:ascii="Aptos" w:hAnsi="Aptos" w:cs="Aptos" w:eastAsia="Aptos"/>
           <w:color w:val="000000"/>
         </w:rPr>
-        <w:t>urring (because you can feel it) and then ask the HCP to stop and notice it disappear. Second, just like any transfer of care, the new provider should ensure they understand and verify the patient’s condition.</w:t>
+        <w:t xml:space="preserve">urring (because you can feel it) and then ask </w:t>
+      </w:r>
+      <w:proofErr w:type="gramStart"/>
+      <w:r>
+        <w:rPr>
+          <w:rFonts w:ascii="Aptos" w:hAnsi="Aptos" w:cs="Aptos" w:eastAsia="Aptos"/>
+          <w:color w:val="000000"/>
+        </w:rPr>
+        <w:t>the HCP</w:t>
+      </w:r>
+      <w:proofErr w:type="gramEnd"/>
+      <w:r>
+        <w:rPr>
+          <w:rFonts w:ascii="Aptos" w:hAnsi="Aptos" w:cs="Aptos" w:eastAsia="Aptos"/>
+          <w:color w:val="000000"/>
+        </w:rPr>
+        <w:t xml:space="preserve"> to stop and notice it disappear. Second, just like any transfer of care, the new provider should ensure they understand and verify the patient’s condition.</w:t>
       </w:r>
     </w:p>
     <w:p>
@@ -1970,7 +2056,27 @@
           <w:iCs/>
           <w:color w:val="000000"/>
         </w:rPr>
-        <w:t>J Athl Train</w:t>
+        <w:t xml:space="preserve">J </w:t>
+      </w:r>
+      <w:proofErr w:type="spellStart"/>
+      <w:r>
+        <w:rPr>
+          <w:rFonts w:ascii="Aptos" w:hAnsi="Aptos" w:eastAsia="Aptos" w:cs="Aptos"/>
+          <w:i/>
+          <w:iCs/>
+          <w:color w:val="000000"/>
+        </w:rPr>
+        <w:t>Athl</w:t>
+      </w:r>
+      <w:proofErr w:type="spellEnd"/>
+      <w:r>
+        <w:rPr>
+          <w:rFonts w:ascii="Aptos" w:hAnsi="Aptos" w:eastAsia="Aptos" w:cs="Aptos"/>
+          <w:i/>
+          <w:iCs/>
+          <w:color w:val="000000"/>
+        </w:rPr>
+        <w:t xml:space="preserve"> Train</w:t>
       </w:r>
       <w:r>
         <w:rPr>
@@ -2161,7 +2267,23 @@
           <w:rFonts w:ascii="Aptos" w:hAnsi="Aptos" w:eastAsia="Aptos" w:cs="Aptos"/>
           <w:color w:val="000000"/>
         </w:rPr>
-        <w:t xml:space="preserve">Mihalik JP, Lynall RC, Fraser MA, et al. Football </w:t>
+        <w:t xml:space="preserve">Mihalik JP, </w:t>
+      </w:r>
+      <w:proofErr w:type="spellStart"/>
+      <w:r>
+        <w:rPr>
+          <w:rFonts w:ascii="Aptos" w:hAnsi="Aptos" w:eastAsia="Aptos" w:cs="Aptos"/>
+          <w:color w:val="000000"/>
+        </w:rPr>
+        <w:t>Lynall</w:t>
+      </w:r>
+      <w:proofErr w:type="spellEnd"/>
+      <w:r>
+        <w:rPr>
+          <w:rFonts w:ascii="Aptos" w:hAnsi="Aptos" w:eastAsia="Aptos" w:cs="Aptos"/>
+          <w:color w:val="000000"/>
+        </w:rPr>
+        <w:t xml:space="preserve"> RC, Fraser MA, et al. Football </w:t>
       </w:r>
       <w:r>
         <w:rPr>
@@ -2177,13 +2299,23 @@
         </w:rPr>
         <w:t xml:space="preserve">fficacy. </w:t>
       </w:r>
+      <w:proofErr w:type="spellStart"/>
       <w:r>
         <w:rPr>
           <w:rFonts w:ascii="Aptos" w:hAnsi="Aptos" w:eastAsia="Aptos" w:cs="Aptos"/>
           <w:i/>
           <w:color w:val="000000"/>
         </w:rPr>
-        <w:t>Prehosp Emerg Care</w:t>
+        <w:t>Prehosp</w:t>
+      </w:r>
+      <w:proofErr w:type="spellEnd"/>
+      <w:r>
+        <w:rPr>
+          <w:rFonts w:ascii="Aptos" w:hAnsi="Aptos" w:eastAsia="Aptos" w:cs="Aptos"/>
+          <w:i/>
+          <w:color w:val="000000"/>
+        </w:rPr>
+        <w:t xml:space="preserve"> Emerg Care</w:t>
       </w:r>
       <w:r>
         <w:rPr>
@@ -2395,7 +2527,27 @@
           <w:iCs/>
           <w:color w:val="000000"/>
         </w:rPr>
-        <w:t>J Athl Train</w:t>
+        <w:t xml:space="preserve">J </w:t>
+      </w:r>
+      <w:proofErr w:type="spellStart"/>
+      <w:r>
+        <w:rPr>
+          <w:rFonts w:ascii="Aptos" w:hAnsi="Aptos" w:eastAsia="Aptos" w:cs="Aptos"/>
+          <w:i/>
+          <w:iCs/>
+          <w:color w:val="000000"/>
+        </w:rPr>
+        <w:t>Athl</w:t>
+      </w:r>
+      <w:proofErr w:type="spellEnd"/>
+      <w:r>
+        <w:rPr>
+          <w:rFonts w:ascii="Aptos" w:hAnsi="Aptos" w:eastAsia="Aptos" w:cs="Aptos"/>
+          <w:i/>
+          <w:iCs/>
+          <w:color w:val="000000"/>
+        </w:rPr>
+        <w:t xml:space="preserve"> Train</w:t>
       </w:r>
       <w:r>
         <w:rPr>
@@ -2740,7 +2892,7 @@
         <w:i/>
         <w:sz w:val="18"/>
       </w:rPr>
-      <w:t>Clinical Simulations for the Athletic Trainer HKPropel Access</w:t>
+      <w:t>Clinical Simulations for the Athletic Trainer Instructor Guide</w:t>
     </w:r>
     <w:r>
       <w:rPr>
